--- a/football_american/nfl-points-spread-inference/NFLPointsSolutions2.docx
+++ b/football_american/nfl-points-spread-inference/NFLPointsSolutions2.docx
@@ -87,21 +87,7 @@
         <w:rPr>
           <w:rFonts w:ascii="Times New Roman" w:hAnsi="Times New Roman" w:cs="Times New Roman"/>
         </w:rPr>
-        <w:t xml:space="preserve">What proportion of the time does the favored team </w:t>
-      </w:r>
-      <w:proofErr w:type="gramStart"/>
-      <w:r>
-        <w:rPr>
-          <w:rFonts w:ascii="Times New Roman" w:hAnsi="Times New Roman" w:cs="Times New Roman"/>
-        </w:rPr>
-        <w:t>actually win</w:t>
-      </w:r>
-      <w:proofErr w:type="gramEnd"/>
-      <w:r>
-        <w:rPr>
-          <w:rFonts w:ascii="Times New Roman" w:hAnsi="Times New Roman" w:cs="Times New Roman"/>
-        </w:rPr>
-        <w:t xml:space="preserve"> the game outright? </w:t>
+        <w:t xml:space="preserve">What proportion of the time does the favored team actually win the game outright? </w:t>
       </w:r>
     </w:p>
     <w:p>
@@ -590,7 +576,6 @@
         </w:rPr>
         <w:t>Many football fans say that the home field advantage is about a field goal (three points). Is the average home margin (</w:t>
       </w:r>
-      <w:proofErr w:type="spellStart"/>
       <w:r>
         <w:rPr>
           <w:rFonts w:ascii="Times New Roman" w:hAnsi="Times New Roman" w:cs="Times New Roman"/>
@@ -599,7 +584,6 @@
         </w:rPr>
         <w:t>HomeDiff</w:t>
       </w:r>
-      <w:proofErr w:type="spellEnd"/>
       <w:r>
         <w:rPr>
           <w:rFonts w:ascii="Times New Roman" w:hAnsi="Times New Roman" w:cs="Times New Roman"/>
@@ -621,23 +605,7 @@
           <w:rFonts w:ascii="Times New Roman" w:hAnsi="Times New Roman" w:cs="Times New Roman"/>
           <w:color w:val="EE0000"/>
         </w:rPr>
-        <w:t xml:space="preserve">Test for a </w:t>
-      </w:r>
-      <w:proofErr w:type="gramStart"/>
-      <w:r>
-        <w:rPr>
-          <w:rFonts w:ascii="Times New Roman" w:hAnsi="Times New Roman" w:cs="Times New Roman"/>
-          <w:color w:val="EE0000"/>
-        </w:rPr>
-        <w:t>mean</w:t>
-      </w:r>
-      <w:proofErr w:type="gramEnd"/>
-      <w:r>
-        <w:rPr>
-          <w:rFonts w:ascii="Times New Roman" w:hAnsi="Times New Roman" w:cs="Times New Roman"/>
-          <w:color w:val="EE0000"/>
-        </w:rPr>
-        <w:t xml:space="preserve"> (one sample</w:t>
+        <w:t>Test for a mean (one sample</w:t>
       </w:r>
       <w:r>
         <w:rPr>
@@ -646,7 +614,6 @@
         </w:rPr>
         <w:t xml:space="preserve"> using </w:t>
       </w:r>
-      <w:proofErr w:type="spellStart"/>
       <w:r>
         <w:rPr>
           <w:rFonts w:ascii="Times New Roman" w:hAnsi="Times New Roman" w:cs="Times New Roman"/>
@@ -656,7 +623,6 @@
         </w:rPr>
         <w:t>HomeDiff</w:t>
       </w:r>
-      <w:proofErr w:type="spellEnd"/>
       <w:r>
         <w:rPr>
           <w:rFonts w:ascii="Times New Roman" w:hAnsi="Times New Roman" w:cs="Times New Roman"/>
@@ -688,7 +654,6 @@
         </w:rPr>
         <w:t xml:space="preserve">Test for two means (paired data., using </w:t>
       </w:r>
-      <w:proofErr w:type="spellStart"/>
       <w:r>
         <w:rPr>
           <w:rFonts w:ascii="Times New Roman" w:hAnsi="Times New Roman" w:cs="Times New Roman"/>
@@ -698,7 +663,6 @@
         </w:rPr>
         <w:t>HomeScore</w:t>
       </w:r>
-      <w:proofErr w:type="spellEnd"/>
       <w:r>
         <w:rPr>
           <w:rFonts w:ascii="Times New Roman" w:hAnsi="Times New Roman" w:cs="Times New Roman"/>
@@ -706,7 +670,6 @@
         </w:rPr>
         <w:t xml:space="preserve"> and </w:t>
       </w:r>
-      <w:proofErr w:type="spellStart"/>
       <w:r>
         <w:rPr>
           <w:rFonts w:ascii="Times New Roman" w:hAnsi="Times New Roman" w:cs="Times New Roman"/>
@@ -716,7 +679,6 @@
         </w:rPr>
         <w:t>AwayScore</w:t>
       </w:r>
-      <w:proofErr w:type="spellEnd"/>
       <w:r>
         <w:rPr>
           <w:rFonts w:ascii="Times New Roman" w:hAnsi="Times New Roman" w:cs="Times New Roman"/>
@@ -855,7 +817,6 @@
         </w:rPr>
         <w:t xml:space="preserve"> average point spread assigned to the home team (</w:t>
       </w:r>
-      <w:proofErr w:type="spellStart"/>
       <w:r>
         <w:rPr>
           <w:rFonts w:ascii="Times New Roman" w:hAnsi="Times New Roman" w:cs="Times New Roman"/>
@@ -864,7 +825,6 @@
         </w:rPr>
         <w:t>HomePts</w:t>
       </w:r>
-      <w:proofErr w:type="spellEnd"/>
       <w:r>
         <w:rPr>
           <w:rFonts w:ascii="Times New Roman" w:hAnsi="Times New Roman" w:cs="Times New Roman"/>
@@ -898,23 +858,7 @@
           <w:rFonts w:ascii="Times New Roman" w:hAnsi="Times New Roman" w:cs="Times New Roman"/>
           <w:color w:val="EE0000"/>
         </w:rPr>
-        <w:t xml:space="preserve">Test for a </w:t>
-      </w:r>
-      <w:proofErr w:type="gramStart"/>
-      <w:r>
-        <w:rPr>
-          <w:rFonts w:ascii="Times New Roman" w:hAnsi="Times New Roman" w:cs="Times New Roman"/>
-          <w:color w:val="EE0000"/>
-        </w:rPr>
-        <w:t>mean</w:t>
-      </w:r>
-      <w:proofErr w:type="gramEnd"/>
-      <w:r>
-        <w:rPr>
-          <w:rFonts w:ascii="Times New Roman" w:hAnsi="Times New Roman" w:cs="Times New Roman"/>
-          <w:color w:val="EE0000"/>
-        </w:rPr>
-        <w:t xml:space="preserve"> (one sample)</w:t>
+        <w:t>Test for a mean (one sample)</w:t>
       </w:r>
     </w:p>
     <w:p>
@@ -1011,39 +955,7 @@
           <w:rFonts w:ascii="Times New Roman" w:eastAsiaTheme="minorEastAsia" w:hAnsi="Times New Roman" w:cs="Times New Roman"/>
           <w:color w:val="EE0000"/>
         </w:rPr>
-        <w:t xml:space="preserve">0.000. We have very strong </w:t>
-      </w:r>
-      <w:proofErr w:type="gramStart"/>
-      <w:r>
-        <w:rPr>
-          <w:rFonts w:ascii="Times New Roman" w:eastAsiaTheme="minorEastAsia" w:hAnsi="Times New Roman" w:cs="Times New Roman"/>
-          <w:color w:val="EE0000"/>
-        </w:rPr>
-        <w:t>evidence have</w:t>
-      </w:r>
-      <w:proofErr w:type="gramEnd"/>
-      <w:r>
-        <w:rPr>
-          <w:rFonts w:ascii="Times New Roman" w:eastAsiaTheme="minorEastAsia" w:hAnsi="Times New Roman" w:cs="Times New Roman"/>
-          <w:color w:val="EE0000"/>
-        </w:rPr>
-        <w:t xml:space="preserve"> that </w:t>
-      </w:r>
-      <w:proofErr w:type="gramStart"/>
-      <w:r>
-        <w:rPr>
-          <w:rFonts w:ascii="Times New Roman" w:eastAsiaTheme="minorEastAsia" w:hAnsi="Times New Roman" w:cs="Times New Roman"/>
-          <w:color w:val="EE0000"/>
-        </w:rPr>
-        <w:t>average</w:t>
-      </w:r>
-      <w:proofErr w:type="gramEnd"/>
-      <w:r>
-        <w:rPr>
-          <w:rFonts w:ascii="Times New Roman" w:eastAsiaTheme="minorEastAsia" w:hAnsi="Times New Roman" w:cs="Times New Roman"/>
-          <w:color w:val="EE0000"/>
-        </w:rPr>
-        <w:t xml:space="preserve"> point spread assigned to the home team is less than 3 points. </w:t>
+        <w:t xml:space="preserve">0.000. We have very strong evidence have that average point spread assigned to the home team is less than 3 points. </w:t>
       </w:r>
     </w:p>
     <w:p>
@@ -1080,7 +992,6 @@
         </w:rPr>
         <w:t>) and the actual margin for the favored team (</w:t>
       </w:r>
-      <w:proofErr w:type="spellStart"/>
       <w:r>
         <w:rPr>
           <w:rFonts w:ascii="Times New Roman" w:hAnsi="Times New Roman" w:cs="Times New Roman"/>
@@ -1089,7 +1000,6 @@
         </w:rPr>
         <w:t>FavDiff</w:t>
       </w:r>
-      <w:proofErr w:type="spellEnd"/>
       <w:r>
         <w:rPr>
           <w:rFonts w:ascii="Times New Roman" w:hAnsi="Times New Roman" w:cs="Times New Roman"/>
@@ -1266,7 +1176,6 @@
         </w:rPr>
         <w:t>stimate the margin for the favored team (</w:t>
       </w:r>
-      <w:proofErr w:type="spellStart"/>
       <w:r>
         <w:rPr>
           <w:rFonts w:ascii="Times New Roman" w:hAnsi="Times New Roman" w:cs="Times New Roman"/>
@@ -1275,7 +1184,6 @@
         </w:rPr>
         <w:t>FavDiff</w:t>
       </w:r>
-      <w:proofErr w:type="spellEnd"/>
       <w:r>
         <w:rPr>
           <w:rFonts w:ascii="Times New Roman" w:hAnsi="Times New Roman" w:cs="Times New Roman"/>
@@ -1445,7 +1353,6 @@
         </w:rPr>
         <w:t>) and the actual game margin (</w:t>
       </w:r>
-      <w:proofErr w:type="spellStart"/>
       <w:r>
         <w:rPr>
           <w:rFonts w:ascii="Times New Roman" w:hAnsi="Times New Roman" w:cs="Times New Roman"/>
@@ -1454,7 +1361,6 @@
         </w:rPr>
         <w:t>FavDiff</w:t>
       </w:r>
-      <w:proofErr w:type="spellEnd"/>
       <w:r>
         <w:rPr>
           <w:rFonts w:ascii="Times New Roman" w:hAnsi="Times New Roman" w:cs="Times New Roman"/>
@@ -1478,6 +1384,13 @@
           <w:color w:val="EE0000"/>
         </w:rPr>
         <w:t>CI for a mean</w:t>
+      </w:r>
+      <w:r>
+        <w:rPr>
+          <w:rFonts w:ascii="Times New Roman" w:hAnsi="Times New Roman" w:cs="Times New Roman"/>
+          <w:color w:val="EE0000"/>
+        </w:rPr>
+        <w:t xml:space="preserve"> (one sample)</w:t>
       </w:r>
     </w:p>
     <w:p>
@@ -1573,21 +1486,7 @@
         <w:rPr>
           <w:rFonts w:ascii="Times New Roman" w:hAnsi="Times New Roman" w:cs="Times New Roman"/>
         </w:rPr>
-        <w:t xml:space="preserve">Do </w:t>
-      </w:r>
-      <w:proofErr w:type="gramStart"/>
-      <w:r>
-        <w:rPr>
-          <w:rFonts w:ascii="Times New Roman" w:hAnsi="Times New Roman" w:cs="Times New Roman"/>
-        </w:rPr>
-        <w:t>point</w:t>
-      </w:r>
-      <w:proofErr w:type="gramEnd"/>
-      <w:r>
-        <w:rPr>
-          <w:rFonts w:ascii="Times New Roman" w:hAnsi="Times New Roman" w:cs="Times New Roman"/>
-        </w:rPr>
-        <w:t xml:space="preserve"> spreads get more accurate as the season goes along?  Address this in two ways:</w:t>
+        <w:t>Do point spreads get more accurate as the season goes along?  Address this in two ways:</w:t>
       </w:r>
     </w:p>
     <w:p>
@@ -1861,7 +1760,6 @@
         </w:rPr>
         <w:t>) and the actual game margin (</w:t>
       </w:r>
-      <w:proofErr w:type="spellStart"/>
       <w:r>
         <w:rPr>
           <w:rFonts w:ascii="Times New Roman" w:hAnsi="Times New Roman" w:cs="Times New Roman"/>
@@ -1870,7 +1768,6 @@
         </w:rPr>
         <w:t>FavDiff</w:t>
       </w:r>
-      <w:proofErr w:type="spellEnd"/>
       <w:r>
         <w:rPr>
           <w:rFonts w:ascii="Times New Roman" w:hAnsi="Times New Roman" w:cs="Times New Roman"/>
@@ -1887,54 +1784,24 @@
         <w:rPr>
           <w:rFonts w:ascii="Times New Roman" w:hAnsi="Times New Roman" w:cs="Times New Roman"/>
         </w:rPr>
-        <w:t xml:space="preserve">.  Is the average discrepancy smaller in the second half of the season </w:t>
-      </w:r>
-      <w:proofErr w:type="gramStart"/>
-      <w:r>
-        <w:rPr>
-          <w:rFonts w:ascii="Times New Roman" w:hAnsi="Times New Roman" w:cs="Times New Roman"/>
-        </w:rPr>
-        <w:t>than</w:t>
-      </w:r>
-      <w:proofErr w:type="gramEnd"/>
-      <w:r>
-        <w:rPr>
-          <w:rFonts w:ascii="Times New Roman" w:hAnsi="Times New Roman" w:cs="Times New Roman"/>
-        </w:rPr>
-        <w:t xml:space="preserve"> the first half? </w:t>
-      </w:r>
-    </w:p>
-    <w:p>
-      <w:pPr>
-        <w:spacing w:line="240" w:lineRule="auto"/>
-        <w:ind w:left="1080"/>
-        <w:rPr>
-          <w:rFonts w:ascii="Times New Roman" w:hAnsi="Times New Roman" w:cs="Times New Roman"/>
-          <w:color w:val="EE0000"/>
-        </w:rPr>
-      </w:pPr>
-      <w:r>
-        <w:rPr>
-          <w:rFonts w:ascii="Times New Roman" w:hAnsi="Times New Roman" w:cs="Times New Roman"/>
-          <w:color w:val="EE0000"/>
-        </w:rPr>
-        <w:t xml:space="preserve">Test for a difference in </w:t>
-      </w:r>
-      <w:proofErr w:type="gramStart"/>
-      <w:r>
-        <w:rPr>
-          <w:rFonts w:ascii="Times New Roman" w:hAnsi="Times New Roman" w:cs="Times New Roman"/>
-          <w:color w:val="EE0000"/>
-        </w:rPr>
-        <w:t>means</w:t>
-      </w:r>
-      <w:proofErr w:type="gramEnd"/>
-      <w:r>
-        <w:rPr>
-          <w:rFonts w:ascii="Times New Roman" w:hAnsi="Times New Roman" w:cs="Times New Roman"/>
-          <w:color w:val="EE0000"/>
-        </w:rPr>
-        <w:t xml:space="preserve"> (two samples)</w:t>
+        <w:t xml:space="preserve">.  Is the average discrepancy smaller in the second half of the season than the first half? </w:t>
+      </w:r>
+    </w:p>
+    <w:p>
+      <w:pPr>
+        <w:spacing w:line="240" w:lineRule="auto"/>
+        <w:ind w:left="1080"/>
+        <w:rPr>
+          <w:rFonts w:ascii="Times New Roman" w:hAnsi="Times New Roman" w:cs="Times New Roman"/>
+          <w:color w:val="EE0000"/>
+        </w:rPr>
+      </w:pPr>
+      <w:r>
+        <w:rPr>
+          <w:rFonts w:ascii="Times New Roman" w:hAnsi="Times New Roman" w:cs="Times New Roman"/>
+          <w:color w:val="EE0000"/>
+        </w:rPr>
+        <w:t>Test for a difference in means (two samples)</w:t>
       </w:r>
     </w:p>
     <w:p>
@@ -2053,35 +1920,7 @@
               <w:rFonts w:ascii="Cambria Math" w:eastAsiaTheme="minorEastAsia" w:hAnsi="Cambria Math" w:cs="Times New Roman"/>
               <w:color w:val="EE0000"/>
             </w:rPr>
-            <m:t>=</m:t>
-          </m:r>
-          <m:r>
-            <w:rPr>
-              <w:rFonts w:ascii="Cambria Math" w:eastAsiaTheme="minorEastAsia" w:hAnsi="Cambria Math" w:cs="Times New Roman"/>
-              <w:color w:val="EE0000"/>
-            </w:rPr>
-            <m:t>10.40</m:t>
-          </m:r>
-          <m:r>
-            <w:rPr>
-              <w:rFonts w:ascii="Cambria Math" w:eastAsiaTheme="minorEastAsia" w:hAnsi="Cambria Math" w:cs="Times New Roman"/>
-              <w:color w:val="EE0000"/>
-            </w:rPr>
-            <m:t>-</m:t>
-          </m:r>
-          <m:r>
-            <w:rPr>
-              <w:rFonts w:ascii="Cambria Math" w:eastAsiaTheme="minorEastAsia" w:hAnsi="Cambria Math" w:cs="Times New Roman"/>
-              <w:color w:val="EE0000"/>
-            </w:rPr>
-            <m:t>9.65</m:t>
-          </m:r>
-          <m:r>
-            <w:rPr>
-              <w:rFonts w:ascii="Cambria Math" w:eastAsiaTheme="minorEastAsia" w:hAnsi="Cambria Math" w:cs="Times New Roman"/>
-              <w:color w:val="EE0000"/>
-            </w:rPr>
-            <m:t>=-0.75</m:t>
+            <m:t>=10.40-9.65=0.75</m:t>
           </m:r>
         </m:oMath>
       </m:oMathPara>
@@ -2406,7 +2245,21 @@
           <w:rFonts w:ascii="Times New Roman" w:hAnsi="Times New Roman" w:cs="Times New Roman"/>
           <w:color w:val="EE0000"/>
         </w:rPr>
-        <w:t>We are 95% sure that the proportion of times the favored team wins the game is between 0.351 and 0.433.</w:t>
+        <w:t xml:space="preserve">We are 95% sure that the proportion of times the </w:t>
+      </w:r>
+      <w:r>
+        <w:rPr>
+          <w:rFonts w:ascii="Times New Roman" w:hAnsi="Times New Roman" w:cs="Times New Roman"/>
+          <w:color w:val="EE0000"/>
+        </w:rPr>
+        <w:t>away team is favored to win</w:t>
+      </w:r>
+      <w:r>
+        <w:rPr>
+          <w:rFonts w:ascii="Times New Roman" w:hAnsi="Times New Roman" w:cs="Times New Roman"/>
+          <w:color w:val="EE0000"/>
+        </w:rPr>
+        <w:t xml:space="preserve"> is between 0.351 and 0.433.</w:t>
       </w:r>
     </w:p>
     <w:p>
@@ -2455,23 +2308,7 @@
           <w:rFonts w:ascii="Times New Roman" w:hAnsi="Times New Roman" w:cs="Times New Roman"/>
           <w:color w:val="EE0000"/>
         </w:rPr>
-        <w:t xml:space="preserve">No statistical inference needed.  We know the </w:t>
-      </w:r>
-      <w:proofErr w:type="gramStart"/>
-      <w:r>
-        <w:rPr>
-          <w:rFonts w:ascii="Times New Roman" w:hAnsi="Times New Roman" w:cs="Times New Roman"/>
-          <w:color w:val="EE0000"/>
-        </w:rPr>
-        <w:t>means</w:t>
-      </w:r>
-      <w:proofErr w:type="gramEnd"/>
-      <w:r>
-        <w:rPr>
-          <w:rFonts w:ascii="Times New Roman" w:hAnsi="Times New Roman" w:cs="Times New Roman"/>
-          <w:color w:val="EE0000"/>
-        </w:rPr>
-        <w:t xml:space="preserve"> in 2023 and 2024 exactly!</w:t>
+        <w:t>No statistical inference needed.  We know the means in 2023 and 2024 exactly!</w:t>
       </w:r>
     </w:p>
     <w:p>
@@ -2571,48 +2408,7 @@
           <w:rFonts w:ascii="Times New Roman" w:eastAsiaTheme="minorEastAsia" w:hAnsi="Times New Roman" w:cs="Times New Roman"/>
           <w:color w:val="EE0000"/>
         </w:rPr>
-        <w:t xml:space="preserve">. </w:t>
-      </w:r>
-      <w:proofErr w:type="gramStart"/>
-      <w:r>
-        <w:rPr>
-          <w:rFonts w:ascii="Times New Roman" w:eastAsiaTheme="minorEastAsia" w:hAnsi="Times New Roman" w:cs="Times New Roman"/>
-          <w:color w:val="EE0000"/>
-        </w:rPr>
-        <w:t>so</w:t>
-      </w:r>
-      <w:proofErr w:type="gramEnd"/>
-      <w:r>
-        <w:rPr>
-          <w:rFonts w:ascii="Times New Roman" w:eastAsiaTheme="minorEastAsia" w:hAnsi="Times New Roman" w:cs="Times New Roman"/>
-          <w:color w:val="EE0000"/>
-        </w:rPr>
-        <w:t xml:space="preserve"> the mean points scored by the favorite is higher in 2024 than </w:t>
-      </w:r>
-      <w:proofErr w:type="spellStart"/>
-      <w:proofErr w:type="gramStart"/>
-      <w:r>
-        <w:rPr>
-          <w:rFonts w:ascii="Times New Roman" w:eastAsiaTheme="minorEastAsia" w:hAnsi="Times New Roman" w:cs="Times New Roman"/>
-          <w:color w:val="EE0000"/>
-        </w:rPr>
-        <w:t>n</w:t>
-      </w:r>
-      <w:proofErr w:type="spellEnd"/>
-      <w:r>
-        <w:rPr>
-          <w:rFonts w:ascii="Times New Roman" w:eastAsiaTheme="minorEastAsia" w:hAnsi="Times New Roman" w:cs="Times New Roman"/>
-          <w:color w:val="EE0000"/>
-        </w:rPr>
-        <w:t xml:space="preserve"> 2023</w:t>
-      </w:r>
-      <w:proofErr w:type="gramEnd"/>
-      <w:r>
-        <w:rPr>
-          <w:rFonts w:ascii="Times New Roman" w:eastAsiaTheme="minorEastAsia" w:hAnsi="Times New Roman" w:cs="Times New Roman"/>
-          <w:color w:val="EE0000"/>
-        </w:rPr>
-        <w:t>.</w:t>
+        <w:t>. so the mean points scored by the favorite is higher in 2024 than n 2023.</w:t>
       </w:r>
     </w:p>
     <w:p>
@@ -2730,23 +2526,7 @@
           <w:rFonts w:ascii="Times New Roman" w:hAnsi="Times New Roman" w:cs="Times New Roman"/>
           <w:color w:val="EE0000"/>
         </w:rPr>
-        <w:t xml:space="preserve">We are 95% sure that the mean points scored by the winning team in NFL games </w:t>
-      </w:r>
-      <w:proofErr w:type="gramStart"/>
-      <w:r>
-        <w:rPr>
-          <w:rFonts w:ascii="Times New Roman" w:hAnsi="Times New Roman" w:cs="Times New Roman"/>
-          <w:color w:val="EE0000"/>
-        </w:rPr>
-        <w:t>is</w:t>
-      </w:r>
-      <w:proofErr w:type="gramEnd"/>
-      <w:r>
-        <w:rPr>
-          <w:rFonts w:ascii="Times New Roman" w:hAnsi="Times New Roman" w:cs="Times New Roman"/>
-          <w:color w:val="EE0000"/>
-        </w:rPr>
-        <w:t xml:space="preserve"> between 27.13 and  28.58 points.</w:t>
+        <w:t>We are 95% sure that the mean points scored by the winning team in NFL games is between 27.13 and  28.58 points.</w:t>
       </w:r>
     </w:p>
     <w:p>
@@ -3624,7 +3404,6 @@
         </w:rPr>
         <w:t xml:space="preserve">Test for a difference in means (paired data using </w:t>
       </w:r>
-      <w:proofErr w:type="spellStart"/>
       <w:r>
         <w:rPr>
           <w:rFonts w:ascii="Times New Roman" w:hAnsi="Times New Roman" w:cs="Times New Roman"/>
@@ -3634,7 +3413,6 @@
         </w:rPr>
         <w:t>HomeScore</w:t>
       </w:r>
-      <w:proofErr w:type="spellEnd"/>
       <w:r>
         <w:rPr>
           <w:rFonts w:ascii="Times New Roman" w:hAnsi="Times New Roman" w:cs="Times New Roman"/>
@@ -3642,7 +3420,6 @@
         </w:rPr>
         <w:t xml:space="preserve"> and </w:t>
       </w:r>
-      <w:proofErr w:type="spellStart"/>
       <w:r>
         <w:rPr>
           <w:rFonts w:ascii="Times New Roman" w:hAnsi="Times New Roman" w:cs="Times New Roman"/>
@@ -3652,7 +3429,6 @@
         </w:rPr>
         <w:t>AwayScore</w:t>
       </w:r>
-      <w:proofErr w:type="spellEnd"/>
       <w:r>
         <w:rPr>
           <w:rFonts w:ascii="Times New Roman" w:hAnsi="Times New Roman" w:cs="Times New Roman"/>
@@ -3677,7 +3453,6 @@
         </w:rPr>
         <w:t xml:space="preserve">Test for a single mean (using </w:t>
       </w:r>
-      <w:proofErr w:type="spellStart"/>
       <w:r>
         <w:rPr>
           <w:rFonts w:ascii="Times New Roman" w:hAnsi="Times New Roman" w:cs="Times New Roman"/>
@@ -3687,7 +3462,6 @@
         </w:rPr>
         <w:t>HomeDiff</w:t>
       </w:r>
-      <w:proofErr w:type="spellEnd"/>
       <w:r>
         <w:rPr>
           <w:rFonts w:ascii="Times New Roman" w:hAnsi="Times New Roman" w:cs="Times New Roman"/>
@@ -4045,7 +3819,35 @@
           <w:rFonts w:ascii="Times New Roman" w:eastAsiaTheme="minorEastAsia" w:hAnsi="Times New Roman" w:cs="Times New Roman"/>
           <w:color w:val="EE0000"/>
         </w:rPr>
-        <w:t xml:space="preserve">z=1.97, p-value=0.024.  At a 5% level, we do have enough evidence to conclude that the proportion of times the home wins in the NFL is bigger than 0.50, so there appears to be a home field advantage. </w:t>
+        <w:t xml:space="preserve">z=1.97, p-value=0.024.  At a 5% level, we do have enough evidence to conclude that the proportion of times the home </w:t>
+      </w:r>
+      <w:r>
+        <w:rPr>
+          <w:rFonts w:ascii="Times New Roman" w:eastAsiaTheme="minorEastAsia" w:hAnsi="Times New Roman" w:cs="Times New Roman"/>
+          <w:color w:val="EE0000"/>
+        </w:rPr>
+        <w:t xml:space="preserve">team </w:t>
+      </w:r>
+      <w:r>
+        <w:rPr>
+          <w:rFonts w:ascii="Times New Roman" w:eastAsiaTheme="minorEastAsia" w:hAnsi="Times New Roman" w:cs="Times New Roman"/>
+          <w:color w:val="EE0000"/>
+        </w:rPr>
+        <w:t xml:space="preserve">wins in the NFL is bigger than 0.50, so there appears to be </w:t>
+      </w:r>
+      <w:r>
+        <w:rPr>
+          <w:rFonts w:ascii="Times New Roman" w:eastAsiaTheme="minorEastAsia" w:hAnsi="Times New Roman" w:cs="Times New Roman"/>
+          <w:color w:val="EE0000"/>
+        </w:rPr>
+        <w:t>some</w:t>
+      </w:r>
+      <w:r>
+        <w:rPr>
+          <w:rFonts w:ascii="Times New Roman" w:eastAsiaTheme="minorEastAsia" w:hAnsi="Times New Roman" w:cs="Times New Roman"/>
+          <w:color w:val="EE0000"/>
+        </w:rPr>
+        <w:t xml:space="preserve"> home field advantage. </w:t>
       </w:r>
     </w:p>
     <w:sectPr>
